--- a/resume/YinWei_Guolian_Quant_Resume.docx
+++ b/resume/YinWei_Guolian_Quant_Resume.docx
@@ -106,7 +106,7 @@
           <w:b w:val="0"/>
           <w:sz w:val="21"/>
         </w:rPr>
-        <w:t>6年量化研究经历，覆盖多头选股、财务/基本面选股、行业与赛道轮动、套利与做市、股指期货CTA；可独立完成数据清洗、因子挖掘、回测验证、组合构建与实盘跟踪。</w:t>
+        <w:t>6年量化研究经历，覆盖多头选股、财务与基本面选股、行业与赛道轮动、套利与做市、股指期货CTA；可独立完成数据清洗、因子挖掘、回测验证、组合构建与实盘跟踪全流程。</w:t>
       </w:r>
     </w:p>
     <w:p>
@@ -120,7 +120,7 @@
           <w:b w:val="0"/>
           <w:sz w:val="21"/>
         </w:rPr>
-        <w:t>股票量化：搭建标准化财务选股模型与季度核心股票池；用分钟级板块因子叠加日线量价因子做择时选股；掘金策略样本内年化17.14%、最大回撤2%、夏普3.4。</w:t>
+        <w:t>股票量化：搭建标准化财务选股模型与季度核心股票池；以分钟级板块因子叠加日线量价因子做择时选股，掘金策略样本内年化17.14%、最大回撤2%、夏普3.4。</w:t>
       </w:r>
     </w:p>
     <w:p>
@@ -134,7 +134,7 @@
           <w:b w:val="0"/>
           <w:sz w:val="21"/>
         </w:rPr>
-        <w:t>实盘跟踪：2025年资金加权收益率年化约60%；2026年截至8月年化约40%。具备回撤拆解、参数与因子组合优化、策略迭代经验。</w:t>
+        <w:t>实盘跟踪与归因：2025年资金加权收益率年化约60%，2026年截至8月约40%；具备回撤拆解、参数与因子组合稳健性检验、策略迭代经验。</w:t>
       </w:r>
     </w:p>
     <w:p>
@@ -148,7 +148,7 @@
           <w:b w:val="0"/>
           <w:sz w:val="21"/>
         </w:rPr>
-        <w:t>数据与工程：Python（Pandas / Numpy / Talib）处理日频与分钟行情、财报与业绩预告数据；有Linux服务器部署回测/推送脚本经验；了解A股停复牌、涨跌停、流动性与交易成本对回测和实盘的影响。</w:t>
+        <w:t>数据与工程：Python（Pandas / Numpy / Talib）处理日频与分钟行情、财报与业绩预告等截面数据；可在Linux服务器完成回测与信号脚本部署、定时任务与日志监控。</w:t>
       </w:r>
     </w:p>
     <w:p>
@@ -162,7 +162,7 @@
           <w:b w:val="0"/>
           <w:sz w:val="21"/>
         </w:rPr>
-        <w:t>对冲与衍生品相关：期货CTA模式识别、套利/做市策略维护；理解期现对冲与中性化思路，可向指数增强、市场中性方向迁移。</w:t>
+        <w:t>实盘约束意识：关注A股停复牌、涨跌停、交易成本、滑点与可成交性对回测与实盘差异的影响，回测中重视样本外表现与过拟合识别。</w:t>
       </w:r>
     </w:p>
     <w:p>
@@ -217,7 +217,7 @@
                 <w:color w:val="2D2D2D"/>
                 <w:sz w:val="21"/>
               </w:rPr>
-              <w:t>【请填公司全称】  |  投资业务部  |  量化研究 / AI投研</w:t>
+              <w:t>【请填公司全称】（私募基金）  |  量化研究</w:t>
             </w:r>
           </w:p>
         </w:tc>
@@ -238,7 +238,7 @@
                 <w:color w:val="555555"/>
                 <w:sz w:val="20"/>
               </w:rPr>
-              <w:t>2026.06 – 2026.08</w:t>
+              <w:t>2026.06 – 至今</w:t>
             </w:r>
           </w:p>
         </w:tc>
@@ -255,7 +255,7 @@
           <w:b w:val="0"/>
           <w:sz w:val="21"/>
         </w:rPr>
-        <w:t>强势股放量策略改版回测：增加「收盘价/前20日最低价&lt;130%」过滤，完善收益率测算与多组对照指标，最大亏损由-27%降至-17%；完成盘中放量扫描与重点股票池分钟级信息推送。</w:t>
+        <w:t>承接强势股放量策略的验证与优化：设计「收盘价/前20日最低价&lt;130%」等过滤条件，重构收益率测算逻辑，用控制变量法搭建4组14项指标的回测对照表，最大单笔亏损由-27%压缩至-17%。</w:t>
       </w:r>
     </w:p>
     <w:p>
@@ -269,7 +269,21 @@
           <w:b w:val="0"/>
           <w:sz w:val="21"/>
         </w:rPr>
-        <w:t>在Linux服务器部署投研脚本、定时任务与实时推送；用Python完成策略回测对照表（控制变量、多指标评价）及数据核验，保证结果可复现。</w:t>
+        <w:t>识别该类短线动量策略的适用边界：收益主要来自放量突破后的趋势延续，在低波动与下跌区间信号质量明显下降，据此提出加入市场状态过滤与仓位控制的改进方向。</w:t>
+      </w:r>
+    </w:p>
+    <w:p>
+      <w:pPr>
+        <w:pStyle w:val="ListBullet"/>
+        <w:spacing w:after="24" w:before="0" w:line="259" w:lineRule="auto"/>
+      </w:pPr>
+      <w:r>
+        <w:rPr>
+          <w:rFonts w:ascii="宋体" w:hAnsi="宋体" w:eastAsia="宋体"/>
+          <w:b w:val="0"/>
+          <w:sz w:val="21"/>
+        </w:rPr>
+        <w:t>负责分钟级行情扫描与信号推送落地，并在Linux服务器完成投研脚本部署、定时任务与日志监控，保证信号生成可复现、可跟踪。</w:t>
       </w:r>
     </w:p>
     <w:tbl>
@@ -345,7 +359,7 @@
           <w:b w:val="0"/>
           <w:sz w:val="21"/>
         </w:rPr>
-        <w:t>行业/赛道轮动：结合宏观与行业框架跟踪热点赛道，为多头策略定调；完善短线买卖点与持仓纪律，持续做实盘跟踪与归因。</w:t>
+        <w:t>行业与赛道轮动：结合宏观与行业框架跟踪热点赛道并为多头策略定调；完善短线买卖点与持仓纪律，持续做实盘跟踪与收益归因。</w:t>
       </w:r>
     </w:p>
     <w:p>
@@ -359,7 +373,7 @@
           <w:b w:val="0"/>
           <w:sz w:val="21"/>
         </w:rPr>
-        <w:t>基本面因子与选股：搭建标准化财务选股模型，按季度更新核心股票池；建设全市场财报采集及业绩预告/快报爬虫，将基本面数据接入选股流程。</w:t>
+        <w:t>基本面因子与选股：搭建标准化财务选股模型，按季度更新核心股票池；建设全市场财报采集与业绩预告/快报爬虫，将基本面与事件数据接入选股流程。</w:t>
       </w:r>
     </w:p>
     <w:p>
@@ -373,7 +387,7 @@
           <w:b w:val="0"/>
           <w:sz w:val="21"/>
         </w:rPr>
-        <w:t>实盘结果：2025年资金加权年化约60%，2026年截至8月年化约40%（含后续自我管理账户跟踪）。</w:t>
+        <w:t>实盘结果：2025年资金加权年化约60%，2026年截至8月约40%。</w:t>
       </w:r>
     </w:p>
     <w:tbl>
@@ -463,7 +477,7 @@
           <w:b w:val="0"/>
           <w:sz w:val="21"/>
         </w:rPr>
-        <w:t>参与套利、做市等策略开发与日常优化，关注价差、库存/库存风险、成交质量与策略稳定性。</w:t>
+        <w:t>参与套利、做市等策略开发与日常优化，关注价差、持仓风险、成交质量与策略稳定性。</w:t>
       </w:r>
     </w:p>
     <w:tbl>
@@ -539,7 +553,7 @@
           <w:b w:val="0"/>
           <w:sz w:val="21"/>
         </w:rPr>
-        <w:t>对北上深量化私募做问卷设计、实地尽调并撰写尽调报告，覆盖策略逻辑、风险控制、实盘约束等。</w:t>
+        <w:t>对北上深量化私募开展问卷设计与实地尽调并撰写尽调报告，覆盖策略逻辑、因子来源、风险控制与实盘约束。</w:t>
       </w:r>
     </w:p>
     <w:p>
@@ -553,7 +567,7 @@
           <w:b w:val="0"/>
           <w:sz w:val="21"/>
         </w:rPr>
-        <w:t>搭建二级市场研究框架，跟踪流动性等风险指标，服务投研与配置判断。</w:t>
+        <w:t>搭建二级市场研究框架，跟踪流动性等风险指标，服务投研判断与资产配置。</w:t>
       </w:r>
     </w:p>
     <w:tbl>
@@ -629,7 +643,7 @@
           <w:b w:val="0"/>
           <w:sz w:val="21"/>
         </w:rPr>
-        <w:t>基于聚宽、掘金开展股票/期货因子挖掘、策略开发与回测优化，覆盖日频量价与基本面相关因子。</w:t>
+        <w:t>基于聚宽、掘金开展股票与期货因子挖掘、策略开发及回测优化，覆盖日频量价与基本面相关因子。</w:t>
       </w:r>
     </w:p>
     <w:p>
@@ -643,7 +657,7 @@
           <w:b w:val="0"/>
           <w:sz w:val="21"/>
         </w:rPr>
-        <w:t>按基金经理要求用Python复现券商金工研报，校验因子定义、去极值/标准化、回测口径与样本外表现。</w:t>
+        <w:t>按基金经理要求用Python复现券商金工研报，校验因子定义、去极值与标准化处理、回测口径及样本外表现。</w:t>
       </w:r>
     </w:p>
     <w:tbl>
@@ -719,7 +733,7 @@
           <w:b w:val="0"/>
           <w:sz w:val="21"/>
         </w:rPr>
-        <w:t>用Excel完成再保人月度资信更新、季度坏账计提与风险指标监控；汇总关联/非关联交易数据。</w:t>
+        <w:t>负责再保人月度资信更新、季度坏账计提与风险指标监控，并汇总关联与非关联交易数据。</w:t>
       </w:r>
     </w:p>
     <w:p>
@@ -795,7 +809,7 @@
                 <w:color w:val="555555"/>
                 <w:sz w:val="20"/>
               </w:rPr>
-              <w:t>2022.07 – 2026.08</w:t>
+              <w:t>2022.07 – 至今</w:t>
             </w:r>
           </w:p>
         </w:tc>
@@ -826,7 +840,7 @@
           <w:b w:val="0"/>
           <w:sz w:val="21"/>
         </w:rPr>
-        <w:t>用分钟级板块因子刻画短线强度与拥挤度，结合日线量价因子做择时与选股，形成可回测、可复现的研究流程。</w:t>
+        <w:t>用分钟级板块因子刻画短线强度与拥挤度，结合日线量价因子完成择时与选股，形成可回测、可复现的研究流程。</w:t>
       </w:r>
     </w:p>
     <w:p>
@@ -840,7 +854,7 @@
           <w:b w:val="0"/>
           <w:sz w:val="21"/>
         </w:rPr>
-        <w:t>回测中关注收益、回撤、夏普、换手与参数稳健性；样本内最大回撤2%，年化17.14%，夏普比率3.4。</w:t>
+        <w:t>回测关注收益、回撤、夏普、换手与参数稳健性；样本内最大回撤2%，年化17.14%，夏普比率3.4。</w:t>
       </w:r>
     </w:p>
     <w:p>
@@ -854,7 +868,7 @@
           <w:b w:val="0"/>
           <w:sz w:val="21"/>
         </w:rPr>
-        <w:t>编写实盘策略并接入掘金日更数据，跟踪信号衰减、滑点与可成交性，持续迭代因子与进出场规则。</w:t>
+        <w:t>编写实盘策略接入掘金日更数据，跟踪信号衰减、滑点与可成交性，持续迭代因子与进出场规则。</w:t>
       </w:r>
     </w:p>
     <w:tbl>
@@ -892,7 +906,7 @@
                 <w:color w:val="2D2D2D"/>
                 <w:sz w:val="21"/>
               </w:rPr>
-              <w:t>股票短线多头与基本面选股研究</w:t>
+              <w:t>基本面选股与赛道轮动研究</w:t>
             </w:r>
           </w:p>
         </w:tc>
@@ -913,7 +927,7 @@
                 <w:color w:val="555555"/>
                 <w:sz w:val="20"/>
               </w:rPr>
-              <w:t>2024.03 – 2026.08</w:t>
+              <w:t>2024.03 – 至今</w:t>
             </w:r>
           </w:p>
         </w:tc>
@@ -930,7 +944,7 @@
           <w:b w:val="0"/>
           <w:sz w:val="21"/>
         </w:rPr>
-        <w:t>宏观赛道研究 + 财务选股模型 + 业绩预告/快报及时性数据，服务多头选股与轮动。</w:t>
+        <w:t>宏观赛道研究、财务选股模型与业绩预告及时性数据相结合，服务多头选股与行业轮动判断。</w:t>
       </w:r>
     </w:p>
     <w:p>
@@ -944,7 +958,7 @@
           <w:b w:val="0"/>
           <w:sz w:val="21"/>
         </w:rPr>
-        <w:t>实盘资金加权：2025年年化约60%；2026年截至8月年化约40%。</w:t>
+        <w:t>实盘资金加权：2025年年化约60%，2026年截至8月约40%。</w:t>
       </w:r>
     </w:p>
     <w:tbl>
@@ -1020,7 +1034,7 @@
           <w:b w:val="0"/>
           <w:sz w:val="21"/>
         </w:rPr>
-        <w:t>Python + tbquant，基于拓扑空间结构距离做模式识别，在股指期货上完成策略开发、回测与参数优化。</w:t>
+        <w:t>Python结合tbquant，基于拓扑空间结构距离开发模式识别算法，在股指期货上完成策略开发、回测与参数优化。</w:t>
       </w:r>
     </w:p>
     <w:p>
@@ -1127,7 +1141,7 @@
           <w:b w:val="0"/>
           <w:sz w:val="21"/>
         </w:rPr>
-        <w:t>论文：《医药行业上市公司价值评估研究——以云南白药为例》（股利贴现 + 量化分析）。</w:t>
+        <w:t>论文：《医药行业上市公司价值评估研究——以云南白药为例》（股利贴现模型与量化分析）。</w:t>
       </w:r>
     </w:p>
     <w:tbl>
@@ -1220,7 +1234,7 @@
           <w:b w:val="0"/>
           <w:sz w:val="21"/>
         </w:rPr>
-        <w:t>Python：Pandas、Numpy、Talib，能独立完成日频/分钟行情与财报截面数据处理、因子计算、回测与可视化；会Linux服务器环境配置、脚本部署与定时任务。</w:t>
+        <w:t>Python：Pandas、Numpy、Talib，可独立完成日频与分钟行情、财报截面数据的处理、因子计算、回测与可视化；熟悉Linux服务器环境配置、脚本部署与定时任务。</w:t>
       </w:r>
     </w:p>
     <w:p>
@@ -1234,7 +1248,7 @@
           <w:b w:val="0"/>
           <w:sz w:val="21"/>
         </w:rPr>
-        <w:t>研究工具：聚宽、掘金、Wind、Stata、MATLAB、Excel；了解回测中的未来函数、过拟合与样本外失效问题，回测时做参数稳健性与对照检验。</w:t>
+        <w:t>研究工具：聚宽、掘金、Wind、Stata、MATLAB、Excel；理解未来函数、过拟合与样本外失效等回测陷阱，研究中做参数稳健性与对照检验。</w:t>
       </w:r>
     </w:p>
     <w:p>
@@ -1248,21 +1262,7 @@
           <w:b w:val="0"/>
           <w:sz w:val="21"/>
         </w:rPr>
-        <w:t>证书：证券 / 基金 / 银行从业资格，计算机二级；英语六级558。</w:t>
-      </w:r>
-    </w:p>
-    <w:p>
-      <w:pPr>
-        <w:spacing w:after="40" w:before="40" w:line="259" w:lineRule="auto"/>
-      </w:pPr>
-      <w:r>
-        <w:rPr>
-          <w:rFonts w:ascii="宋体" w:hAnsi="宋体" w:eastAsia="宋体"/>
-          <w:b w:val="0"/>
-          <w:color w:val="555555"/>
-          <w:sz w:val="18"/>
-        </w:rPr>
-        <w:t>说明：机器学习选股（XGBoost/LightGBM等）非本人主力工具栈，如团队需要可在现有因子与回测框架上快速补齐。</w:t>
+        <w:t>证书：证券、基金、银行从业资格，计算机二级；英语六级558，可阅读英文文献。</w:t>
       </w:r>
     </w:p>
     <w:p>

--- a/resume/YinWei_Guolian_Quant_Resume.docx
+++ b/resume/YinWei_Guolian_Quant_Resume.docx
@@ -1249,6 +1249,19 @@
           <w:sz w:val="21"/>
         </w:rPr>
         <w:t>研究工具：聚宽、掘金、Wind、Stata、MATLAB、Excel；理解未来函数、过拟合与样本外失效等回测陷阱，研究中做参数稳健性与对照检验。</w:t>
+      </w:r>
+    </w:p>
+    <w:p>
+      <w:pPr>
+        <w:pStyle w:val="ListBullet"/>
+        <w:spacing w:after="24" w:before="0" w:line="259" w:lineRule="auto"/>
+      </w:pPr>
+      <w:r>
+        <w:rPr>
+          <w:rFonts w:ascii="宋体" w:hAnsi="宋体" w:eastAsia="宋体"/>
+          <w:sz w:val="21"/>
+        </w:rPr>
+        <w:t>AI辅助研发：熟练使用 Claude、Cursor 等 AI 编程工具辅助数据处理、因子与回测代码开发，了解 MCP 用法，提升研究迭代效率。</w:t>
       </w:r>
     </w:p>
     <w:p>

--- a/resume/YinWei_Guolian_Quant_Resume.docx
+++ b/resume/YinWei_Guolian_Quant_Resume.docx
@@ -780,6 +780,22 @@
     </w:p>
     <w:p>
       <w:pPr>
+        <w:spacing w:before="0" w:after="20" w:line="252" w:lineRule="auto"/>
+        <w:ind w:left="283"/>
+      </w:pPr>
+      <w:r>
+        <w:rPr>
+          <w:rFonts w:ascii="Aptos" w:hAnsi="Aptos" w:eastAsia="Microsoft YaHei"/>
+          <w:b w:val="0"/>
+          <w:i w:val="0"/>
+          <w:color w:val="222222"/>
+          <w:sz w:val="20"/>
+        </w:rPr>
+        <w:t>• 回测覆盖 2012–2018 连续 7 年样本，用于检验形态信号在不同年份的稳定性，而非只看单一区间。</w:t>
+      </w:r>
+    </w:p>
+    <w:p>
+      <w:pPr>
         <w:spacing w:before="160" w:after="60" w:line="252" w:lineRule="auto"/>
         <w:pBdr>
           <w:bottom w:val="single" w:sz="6" w:space="2" w:color="1A535C"/>
@@ -838,7 +854,7 @@
           <w:color w:val="222222"/>
           <w:sz w:val="20"/>
         </w:rPr>
-        <w:t>• 主修量化投资、财务报表分析、金融建模与计算、数理统计；考研数学130/150。</w:t>
+        <w:t>• 主修量化投资、财务报表分析、金融建模与计算、数理统计；考研总分405/500，数学130/150。</w:t>
       </w:r>
     </w:p>
     <w:p>

--- a/resume/YinWei_Guolian_Quant_Resume.docx
+++ b/resume/YinWei_Guolian_Quant_Resume.docx
@@ -210,7 +210,7 @@
           <w:color w:val="222222"/>
           <w:sz w:val="20"/>
         </w:rPr>
-        <w:t>【请填公司全称】（私募基金）  |  量化研究</w:t>
+        <w:t>湖北正知资产管理有限公司（私募证券投资基金管理人，中基协登记 P1007881）  |  量化研究</w:t>
       </w:r>
       <w:r>
         <w:rPr>
@@ -237,7 +237,7 @@
           <w:color w:val="222222"/>
           <w:sz w:val="20"/>
         </w:rPr>
-        <w:t>• 日常以投研流程工程化为主（日报与脚本落地、Linux 定时任务）；后期承接短线策略的验证与优化，而非从一开始就负责完整产品线。</w:t>
+        <w:t>• 公司既有策略以期货趋势跟踪、多空对冲与 FOF 为主，股票量化为新拓方向；本岗从零搭建股票投研流程，日常以流程工程化为主（日报与脚本落地、Linux 定时任务），后期承接短线策略的验证与优化。</w:t>
       </w:r>
     </w:p>
     <w:p>

--- a/resume/YinWei_Guolian_Quant_Resume.docx
+++ b/resume/YinWei_Guolian_Quant_Resume.docx
@@ -380,6 +380,128 @@
           <w:color w:val="222222"/>
           <w:sz w:val="20"/>
         </w:rPr>
+        <w:t>江铜产融控股有限公司  |  量化研究员</w:t>
+      </w:r>
+      <w:r>
+        <w:rPr>
+          <w:rFonts w:ascii="Aptos" w:hAnsi="Aptos" w:eastAsia="Microsoft YaHei"/>
+          <w:b w:val="0"/>
+          <w:i w:val="0"/>
+          <w:color w:val="5A5A5A"/>
+          <w:sz w:val="20"/>
+        </w:rPr>
+        <w:tab/>
+        <w:t>2023.10 – 2024.02</w:t>
+      </w:r>
+    </w:p>
+    <w:p>
+      <w:pPr>
+        <w:spacing w:before="0" w:after="20" w:line="252" w:lineRule="auto"/>
+        <w:ind w:left="283"/>
+      </w:pPr>
+      <w:r>
+        <w:rPr>
+          <w:rFonts w:ascii="Aptos" w:hAnsi="Aptos" w:eastAsia="Microsoft YaHei"/>
+          <w:b w:val="0"/>
+          <w:i w:val="0"/>
+          <w:color w:val="222222"/>
+          <w:sz w:val="20"/>
+        </w:rPr>
+        <w:t>• 对北上深量化私募做问卷设计与实地尽调并撰写报告，覆盖策略逻辑、因子来源、风险控制与实盘约束。</w:t>
+      </w:r>
+    </w:p>
+    <w:p>
+      <w:pPr>
+        <w:spacing w:before="0" w:after="20" w:line="252" w:lineRule="auto"/>
+        <w:ind w:left="283"/>
+      </w:pPr>
+      <w:r>
+        <w:rPr>
+          <w:rFonts w:ascii="Aptos" w:hAnsi="Aptos" w:eastAsia="Microsoft YaHei"/>
+          <w:b w:val="0"/>
+          <w:i w:val="0"/>
+          <w:color w:val="222222"/>
+          <w:sz w:val="20"/>
+        </w:rPr>
+        <w:t>• 参与二级市场研究框架搭建，跟踪流动性等风险指标，服务投研判断与资产配置。</w:t>
+      </w:r>
+    </w:p>
+    <w:p>
+      <w:pPr>
+        <w:tabs>
+          <w:tab w:pos="9638" w:val="right"/>
+        </w:tabs>
+        <w:spacing w:before="80" w:after="20" w:line="252" w:lineRule="auto"/>
+      </w:pPr>
+      <w:r>
+        <w:rPr>
+          <w:rFonts w:ascii="Aptos" w:hAnsi="Aptos" w:eastAsia="Microsoft YaHei"/>
+          <w:b/>
+          <w:i w:val="0"/>
+          <w:color w:val="222222"/>
+          <w:sz w:val="20"/>
+        </w:rPr>
+        <w:t>量盈私募基金管理有限公司  |  量化研究员</w:t>
+      </w:r>
+      <w:r>
+        <w:rPr>
+          <w:rFonts w:ascii="Aptos" w:hAnsi="Aptos" w:eastAsia="Microsoft YaHei"/>
+          <w:b w:val="0"/>
+          <w:i w:val="0"/>
+          <w:color w:val="5A5A5A"/>
+          <w:sz w:val="20"/>
+        </w:rPr>
+        <w:tab/>
+        <w:t>2022.01 – 2023.02</w:t>
+      </w:r>
+    </w:p>
+    <w:p>
+      <w:pPr>
+        <w:spacing w:before="0" w:after="20" w:line="252" w:lineRule="auto"/>
+        <w:ind w:left="283"/>
+      </w:pPr>
+      <w:r>
+        <w:rPr>
+          <w:rFonts w:ascii="Aptos" w:hAnsi="Aptos" w:eastAsia="Microsoft YaHei"/>
+          <w:b w:val="0"/>
+          <w:i w:val="0"/>
+          <w:color w:val="222222"/>
+          <w:sz w:val="20"/>
+        </w:rPr>
+        <w:t>• 基于聚宽、掘金做股票与期货因子挖掘、策略开发及回测优化，覆盖日频量价与基本面相关因子；下方掘金短线多头与股指 CTA 两个项目均始于本阶段。</w:t>
+      </w:r>
+    </w:p>
+    <w:p>
+      <w:pPr>
+        <w:spacing w:before="0" w:after="20" w:line="252" w:lineRule="auto"/>
+        <w:ind w:left="283"/>
+      </w:pPr>
+      <w:r>
+        <w:rPr>
+          <w:rFonts w:ascii="Aptos" w:hAnsi="Aptos" w:eastAsia="Microsoft YaHei"/>
+          <w:b w:val="0"/>
+          <w:i w:val="0"/>
+          <w:color w:val="222222"/>
+          <w:sz w:val="20"/>
+        </w:rPr>
+        <w:t>• 按基金经理要求用 Python 复现券商金工研报，校验因子定义、去极值与标准化、回测口径及样本外表现。</w:t>
+      </w:r>
+    </w:p>
+    <w:p>
+      <w:pPr>
+        <w:tabs>
+          <w:tab w:pos="9638" w:val="right"/>
+        </w:tabs>
+        <w:spacing w:before="80" w:after="20" w:line="252" w:lineRule="auto"/>
+      </w:pPr>
+      <w:r>
+        <w:rPr>
+          <w:rFonts w:ascii="Aptos" w:hAnsi="Aptos" w:eastAsia="Microsoft YaHei"/>
+          <w:b/>
+          <w:i w:val="0"/>
+          <w:color w:val="222222"/>
+          <w:sz w:val="20"/>
+        </w:rPr>
         <w:t>深圳引力波量化科技有限公司  |  量化研究员</w:t>
       </w:r>
       <w:r>
@@ -391,7 +513,7 @@
           <w:sz w:val="20"/>
         </w:rPr>
         <w:tab/>
-        <w:t>2023.10 – 2024.02</w:t>
+        <w:t>2021.06 – 2021.12</w:t>
       </w:r>
     </w:p>
     <w:p>
@@ -424,128 +546,6 @@
           <w:sz w:val="20"/>
         </w:rPr>
         <w:t>• 参与套利、做市等策略的开发与日常优化，关注价差、持仓风险、成交质量与策略稳定性。</w:t>
-      </w:r>
-    </w:p>
-    <w:p>
-      <w:pPr>
-        <w:tabs>
-          <w:tab w:pos="9638" w:val="right"/>
-        </w:tabs>
-        <w:spacing w:before="80" w:after="20" w:line="252" w:lineRule="auto"/>
-      </w:pPr>
-      <w:r>
-        <w:rPr>
-          <w:rFonts w:ascii="Aptos" w:hAnsi="Aptos" w:eastAsia="Microsoft YaHei"/>
-          <w:b/>
-          <w:i w:val="0"/>
-          <w:color w:val="222222"/>
-          <w:sz w:val="20"/>
-        </w:rPr>
-        <w:t>江铜产融控股有限公司  |  量化研究员</w:t>
-      </w:r>
-      <w:r>
-        <w:rPr>
-          <w:rFonts w:ascii="Aptos" w:hAnsi="Aptos" w:eastAsia="Microsoft YaHei"/>
-          <w:b w:val="0"/>
-          <w:i w:val="0"/>
-          <w:color w:val="5A5A5A"/>
-          <w:sz w:val="20"/>
-        </w:rPr>
-        <w:tab/>
-        <w:t>2022.01 – 2023.09</w:t>
-      </w:r>
-    </w:p>
-    <w:p>
-      <w:pPr>
-        <w:spacing w:before="0" w:after="20" w:line="252" w:lineRule="auto"/>
-        <w:ind w:left="283"/>
-      </w:pPr>
-      <w:r>
-        <w:rPr>
-          <w:rFonts w:ascii="Aptos" w:hAnsi="Aptos" w:eastAsia="Microsoft YaHei"/>
-          <w:b w:val="0"/>
-          <w:i w:val="0"/>
-          <w:color w:val="222222"/>
-          <w:sz w:val="20"/>
-        </w:rPr>
-        <w:t>• 对北上深量化私募做问卷设计与实地尽调并撰写报告，覆盖策略逻辑、因子来源、风险控制与实盘约束。</w:t>
-      </w:r>
-    </w:p>
-    <w:p>
-      <w:pPr>
-        <w:spacing w:before="0" w:after="20" w:line="252" w:lineRule="auto"/>
-        <w:ind w:left="283"/>
-      </w:pPr>
-      <w:r>
-        <w:rPr>
-          <w:rFonts w:ascii="Aptos" w:hAnsi="Aptos" w:eastAsia="Microsoft YaHei"/>
-          <w:b w:val="0"/>
-          <w:i w:val="0"/>
-          <w:color w:val="222222"/>
-          <w:sz w:val="20"/>
-        </w:rPr>
-        <w:t>• 搭建二级市场研究框架，跟踪流动性等风险指标，服务投研判断与资产配置。</w:t>
-      </w:r>
-    </w:p>
-    <w:p>
-      <w:pPr>
-        <w:tabs>
-          <w:tab w:pos="9638" w:val="right"/>
-        </w:tabs>
-        <w:spacing w:before="80" w:after="20" w:line="252" w:lineRule="auto"/>
-      </w:pPr>
-      <w:r>
-        <w:rPr>
-          <w:rFonts w:ascii="Aptos" w:hAnsi="Aptos" w:eastAsia="Microsoft YaHei"/>
-          <w:b/>
-          <w:i w:val="0"/>
-          <w:color w:val="222222"/>
-          <w:sz w:val="20"/>
-        </w:rPr>
-        <w:t>量盈私募基金管理有限公司  |  量化研究员</w:t>
-      </w:r>
-      <w:r>
-        <w:rPr>
-          <w:rFonts w:ascii="Aptos" w:hAnsi="Aptos" w:eastAsia="Microsoft YaHei"/>
-          <w:b w:val="0"/>
-          <w:i w:val="0"/>
-          <w:color w:val="5A5A5A"/>
-          <w:sz w:val="20"/>
-        </w:rPr>
-        <w:tab/>
-        <w:t>2020.08 – 2021.12</w:t>
-      </w:r>
-    </w:p>
-    <w:p>
-      <w:pPr>
-        <w:spacing w:before="0" w:after="20" w:line="252" w:lineRule="auto"/>
-        <w:ind w:left="283"/>
-      </w:pPr>
-      <w:r>
-        <w:rPr>
-          <w:rFonts w:ascii="Aptos" w:hAnsi="Aptos" w:eastAsia="Microsoft YaHei"/>
-          <w:b w:val="0"/>
-          <w:i w:val="0"/>
-          <w:color w:val="222222"/>
-          <w:sz w:val="20"/>
-        </w:rPr>
-        <w:t>• 基于聚宽、掘金做股票与期货因子挖掘、策略开发及回测优化，覆盖日频量价与基本面相关因子。</w:t>
-      </w:r>
-    </w:p>
-    <w:p>
-      <w:pPr>
-        <w:spacing w:before="0" w:after="20" w:line="252" w:lineRule="auto"/>
-        <w:ind w:left="283"/>
-      </w:pPr>
-      <w:r>
-        <w:rPr>
-          <w:rFonts w:ascii="Aptos" w:hAnsi="Aptos" w:eastAsia="Microsoft YaHei"/>
-          <w:b w:val="0"/>
-          <w:i w:val="0"/>
-          <w:color w:val="222222"/>
-          <w:sz w:val="20"/>
-        </w:rPr>
-        <w:t>• 按基金经理要求用 Python 复现券商金工研报，校验因子定义、去极值与标准化、回测口径及样本外表现。</w:t>
       </w:r>
     </w:p>
     <w:p>

--- a/resume/YinWei_Guolian_Quant_Resume.docx
+++ b/resume/YinWei_Guolian_Quant_Resume.docx
@@ -362,7 +362,7 @@
           <w:color w:val="222222"/>
           <w:sz w:val="20"/>
         </w:rPr>
-        <w:t>• 实盘结果（个人研究账户、资金加权，非管理规模）：2025年年化约60%，2026年截至8月约40%。</w:t>
+        <w:t>• 个人账户实盘跟踪与复盘：记录信号执行、成交价差、持仓与回撤变化，用于检验研究结论在真实交易约束下是否成立。</w:t>
       </w:r>
     </w:p>
     <w:p>
